--- a/labs/2627/SolvingProblems/SolvingProblems.docx
+++ b/labs/2627/SolvingProblems/SolvingProblems.docx
@@ -1195,27 +1195,7 @@
                 <w:shd w:val="clear" w:color="auto" w:fill="FFFFFF"/>
                 <w:lang w:val="en-US"/>
               </w:rPr>
-              <w:t xml:space="preserve">Find the shortest </w:t>
-            </w:r>
-            <w:proofErr w:type="gramStart"/>
-            <w:r>
-              <w:rPr>
-                <w:rFonts w:asciiTheme="majorHAnsi" w:hAnsiTheme="majorHAnsi"/>
-                <w:color w:val="333333"/>
-                <w:shd w:val="clear" w:color="auto" w:fill="FFFFFF"/>
-                <w:lang w:val="en-US"/>
-              </w:rPr>
-              <w:t>period of time</w:t>
-            </w:r>
-            <w:proofErr w:type="gramEnd"/>
-            <w:r>
-              <w:rPr>
-                <w:rFonts w:asciiTheme="majorHAnsi" w:hAnsiTheme="majorHAnsi"/>
-                <w:color w:val="333333"/>
-                <w:shd w:val="clear" w:color="auto" w:fill="FFFFFF"/>
-                <w:lang w:val="en-US"/>
-              </w:rPr>
-              <w:t xml:space="preserve"> in which three people have birthdays</w:t>
+              <w:t>Find the shortest period of time in which three people have birthdays</w:t>
             </w:r>
           </w:p>
         </w:tc>
@@ -1292,27 +1272,7 @@
                 <w:shd w:val="clear" w:color="auto" w:fill="FFFFFF"/>
                 <w:lang w:val="en-US"/>
               </w:rPr>
-              <w:t xml:space="preserve">Find the shortest </w:t>
-            </w:r>
-            <w:proofErr w:type="gramStart"/>
-            <w:r>
-              <w:rPr>
-                <w:rFonts w:asciiTheme="majorHAnsi" w:hAnsiTheme="majorHAnsi"/>
-                <w:color w:val="333333"/>
-                <w:shd w:val="clear" w:color="auto" w:fill="FFFFFF"/>
-                <w:lang w:val="en-US"/>
-              </w:rPr>
-              <w:t>period of time</w:t>
-            </w:r>
-            <w:proofErr w:type="gramEnd"/>
-            <w:r>
-              <w:rPr>
-                <w:rFonts w:asciiTheme="majorHAnsi" w:hAnsiTheme="majorHAnsi"/>
-                <w:color w:val="333333"/>
-                <w:shd w:val="clear" w:color="auto" w:fill="FFFFFF"/>
-                <w:lang w:val="en-US"/>
-              </w:rPr>
-              <w:t xml:space="preserve"> in which four people have birthdays</w:t>
+              <w:t>Find the shortest period of time in which four people have birthdays</w:t>
             </w:r>
           </w:p>
         </w:tc>
@@ -1389,27 +1349,7 @@
                 <w:shd w:val="clear" w:color="auto" w:fill="FFFFFF"/>
                 <w:lang w:val="en-US"/>
               </w:rPr>
-              <w:t xml:space="preserve">Find the longest </w:t>
-            </w:r>
-            <w:proofErr w:type="gramStart"/>
-            <w:r>
-              <w:rPr>
-                <w:rFonts w:asciiTheme="majorHAnsi" w:hAnsiTheme="majorHAnsi"/>
-                <w:color w:val="333333"/>
-                <w:shd w:val="clear" w:color="auto" w:fill="FFFFFF"/>
-                <w:lang w:val="en-US"/>
-              </w:rPr>
-              <w:t>period of time</w:t>
-            </w:r>
-            <w:proofErr w:type="gramEnd"/>
-            <w:r>
-              <w:rPr>
-                <w:rFonts w:asciiTheme="majorHAnsi" w:hAnsiTheme="majorHAnsi"/>
-                <w:color w:val="333333"/>
-                <w:shd w:val="clear" w:color="auto" w:fill="FFFFFF"/>
-                <w:lang w:val="en-US"/>
-              </w:rPr>
-              <w:t xml:space="preserve"> in which no one has a birthday</w:t>
+              <w:t>Find the longest period of time in which no one has a birthday</w:t>
             </w:r>
           </w:p>
         </w:tc>
@@ -1566,27 +1506,7 @@
                 <w:szCs w:val="20"/>
                 <w:highlight w:val="white"/>
               </w:rPr>
-              <w:t xml:space="preserve"> – </w:t>
-            </w:r>
-            <w:proofErr w:type="gramStart"/>
-            <w:r>
-              <w:rPr>
-                <w:rFonts w:asciiTheme="majorHAnsi" w:hAnsiTheme="majorHAnsi" w:cstheme="majorHAnsi"/>
-                <w:sz w:val="20"/>
-                <w:szCs w:val="20"/>
-                <w:highlight w:val="white"/>
-              </w:rPr>
-              <w:t>it’s</w:t>
-            </w:r>
-            <w:proofErr w:type="gramEnd"/>
-            <w:r>
-              <w:rPr>
-                <w:rFonts w:asciiTheme="majorHAnsi" w:hAnsiTheme="majorHAnsi" w:cstheme="majorHAnsi"/>
-                <w:sz w:val="20"/>
-                <w:szCs w:val="20"/>
-                <w:highlight w:val="white"/>
-              </w:rPr>
-              <w:t xml:space="preserve"> ok if there is more than one. </w:t>
+              <w:t xml:space="preserve"> – it’s ok if there is more than one. </w:t>
             </w:r>
             <w:r>
               <w:rPr>
@@ -2491,29 +2411,7 @@
           <w:szCs w:val="20"/>
           <w:shd w:val="clear" w:color="auto" w:fill="FFFFFF"/>
         </w:rPr>
-        <w:t xml:space="preserve">We just thought about whether problems are similar. Now </w:t>
-      </w:r>
-      <w:proofErr w:type="gramStart"/>
-      <w:r>
-        <w:rPr>
-          <w:rFonts w:ascii="Calibri" w:hAnsi="Calibri" w:cs="Arial"/>
-          <w:color w:val="333333"/>
-          <w:sz w:val="20"/>
-          <w:szCs w:val="20"/>
-          <w:shd w:val="clear" w:color="auto" w:fill="FFFFFF"/>
-        </w:rPr>
-        <w:t>we're</w:t>
-      </w:r>
-      <w:proofErr w:type="gramEnd"/>
-      <w:r>
-        <w:rPr>
-          <w:rFonts w:ascii="Calibri" w:hAnsi="Calibri" w:cs="Arial"/>
-          <w:color w:val="333333"/>
-          <w:sz w:val="20"/>
-          <w:szCs w:val="20"/>
-          <w:shd w:val="clear" w:color="auto" w:fill="FFFFFF"/>
-        </w:rPr>
-        <w:t xml:space="preserve"> going to look at whether we're </w:t>
+        <w:t xml:space="preserve">We just thought about whether problems are similar. Now we're going to look at whether we're </w:t>
       </w:r>
       <w:r>
         <w:rPr>
@@ -3103,7 +3001,7 @@
           <w:rFonts w:ascii="Calibri" w:hAnsi="Calibri"/>
           <w:color w:val="auto"/>
         </w:rPr>
-        <w:t>. Make sure your responses show how you defined a problem's purpose and constraints and compared possible solution approaches.</w:t>
+        <w:t xml:space="preserve"> to receive credit for the lab guide. </w:t>
       </w:r>
     </w:p>
     <w:p>
